--- a/chewa/chapters/ch03_methodology.docx
+++ b/chewa/chapters/ch03_methodology.docx
@@ -12,7 +12,7 @@
       </w:r>
     </w:p>
     <w:bookmarkEnd w:id="9"/>
-    <w:bookmarkStart w:id="30" w:name="วธดำเนนการวจย"/>
+    <w:bookmarkStart w:id="32" w:name="วธดำเนนการวจย"/>
     <w:p>
       <w:pPr>
         <w:pStyle w:val="Heading1"/>
@@ -802,7 +802,7 @@
     </w:p>
     <w:bookmarkEnd w:id="12"/>
     <w:bookmarkEnd w:id="13"/>
-    <w:bookmarkStart w:id="17" w:name="X970bcf2febee8db0db7ba4741d6050e69a69586"/>
+    <w:bookmarkStart w:id="18" w:name="X970bcf2febee8db0db7ba4741d6050e69a69586"/>
     <w:p>
       <w:pPr>
         <w:pStyle w:val="Heading2"/>
@@ -1178,6 +1178,44 @@
         <w:t xml:space="preserve">) 0.03 นอร์มัล จากนั้นนำสารละลายใสที่ได้มาทำปฏิกิริยากับแอมโมเนียมโมลิบเดตและโพแทสเซียมแอนติโมนิลตาร์เตรตในสารละลายกรด แล้วรีดิวซ์ด้วยกรดแอสคอร์บิกจนเกิดสารประกอบเชิงซ้อนสีน้ำเงิน (Molybdenum Blue Complex) นำไปวัดค่าการดูดกลืนแสงด้วยเครื่อง UV-Vis Spectrophotometer ที่ความยาวคลื่น 880 นาโนเมตร เทียบกับกราฟมาตรฐานฟอสฟอรัส รายงานผลในหน่วยมิลลิกรัมต่อกิโลกรัม (mg/kg หรือ ppm)</w:t>
       </w:r>
     </w:p>
+    <w:bookmarkEnd w:id="16"/>
+    <w:bookmarkStart w:id="17" w:name="X049195b0297d6a4319a4e467fa59736518bfb29"/>
+    <w:p>
+      <w:pPr>
+        <w:pStyle w:val="Heading3"/>
+      </w:pPr>
+      <w:r>
+        <w:t xml:space="preserve">3.2.4 การทดสอบเปรียบเทียบเคียงคู่กับชุดตรวจสอบดินภาคสนามเชิงเคมี (Colorimetric Soil Test Kits Benchmarking)</w:t>
+      </w:r>
+    </w:p>
+    <w:p>
+      <w:pPr>
+        <w:pStyle w:val="FirstParagraph"/>
+      </w:pPr>
+      <w:r>
+        <w:t xml:space="preserve">เพื่อสร้างฐานข้อมูลเปรียบเทียบระหว่างวิธีการอ่านแถบสีทางเคมีดั้งเดิมกับการวิเคราะห์ด้วยแสงสะท้อนเชิงแสง ตัวอย่างดินทั้ง 50 ตัวอย่าง ได้ถูกนำมาทดสอบคู่ขนานด้วยชุดตรวจสอบดินภาคสนามมาตรฐาน 2 ชุด ได้แก่</w:t>
+      </w:r>
+      <w:r>
+        <w:t xml:space="preserve"> </w:t>
+      </w:r>
+      <w:r>
+        <w:t xml:space="preserve">1. ชุดตรวจสอบดินของกลุ่มวิจัยและพัฒนาการจัดการดินและปุ๋ย กรมพัฒนาที่ดิน (LDD Test Kit)</w:t>
+      </w:r>
+      <w:r>
+        <w:t xml:space="preserve"> </w:t>
+      </w:r>
+      <w:r>
+        <w:t xml:space="preserve">2. ชุดตรวจสอบดินมาตรฐานสากล LaMotte Combination Soil Testing Outfit (Model STH Series)</w:t>
+      </w:r>
+    </w:p>
+    <w:p>
+      <w:pPr>
+        <w:pStyle w:val="BodyText"/>
+      </w:pPr>
+      <w:r>
+        <w:t xml:space="preserve">ผู้เชี่ยวชาญด้านปฐพีวิทยาจำนวน 3 ท่าน ได้ทำการสกัดและอ่านผลแถบสีเทียบมาตรฐานโดยอิสระจากกัน (Triple-blind Visual Reading) ภายใต้แสงสว่างมาตรฐาน CIE Standard Illuminant D65 เพื่อบันทึกระดับคุณภาพเชิงกลุ่ม (ต่ำมาก ต่ำ ปานกลาง สูง สูงมาก) และเฉดสีที่สังเกตได้ ข้อมูลดังกล่าวจะถูกนำมาใช้เป็นฐานอ้างอิงในการประเมินความสอดคล้องเชิงกลุ่ม (Categorical Agreement) และความเที่ยงตรงของการสร้างแถบสีดิจิทัลของระบบต้นแบบ</w:t>
+      </w:r>
+    </w:p>
     <w:p>
       <w:r>
         <w:pict>
@@ -1185,9 +1223,9 @@
         </w:pict>
       </w:r>
     </w:p>
-    <w:bookmarkEnd w:id="16"/>
     <w:bookmarkEnd w:id="17"/>
-    <w:bookmarkStart w:id="20" w:name="X13e983c6ff650a16fe9d19bfaf68f4628e6fad1"/>
+    <w:bookmarkEnd w:id="18"/>
+    <w:bookmarkStart w:id="21" w:name="X13e983c6ff650a16fe9d19bfaf68f4628e6fad1"/>
     <w:p>
       <w:pPr>
         <w:pStyle w:val="Heading2"/>
@@ -1196,7 +1234,7 @@
         <w:t xml:space="preserve">3.3 การตรวจวัดสเปกตรัมการสะท้อนแสงและการประมวลผลสัญญาณเคมีเมตริกส์</w:t>
       </w:r>
     </w:p>
-    <w:bookmarkStart w:id="18" w:name="ขนตอนการตรวจวดสเปกตรมดวยชดตนแบบ"/>
+    <w:bookmarkStart w:id="19" w:name="ขนตอนการตรวจวดสเปกตรมดวยชดตนแบบ"/>
     <w:p>
       <w:pPr>
         <w:pStyle w:val="Heading3"/>
@@ -1537,8 +1575,8 @@
         </m:oMath>
       </m:oMathPara>
     </w:p>
-    <w:bookmarkEnd w:id="18"/>
-    <w:bookmarkStart w:id="19" w:name="X9cc4142f49c4cca3b55426acae7e9a57d18a0d6"/>
+    <w:bookmarkEnd w:id="19"/>
+    <w:bookmarkStart w:id="20" w:name="X9cc4142f49c4cca3b55426acae7e9a57d18a0d6"/>
     <w:p>
       <w:pPr>
         <w:pStyle w:val="Heading3"/>
@@ -1827,9 +1865,9 @@
         </w:pict>
       </w:r>
     </w:p>
-    <w:bookmarkEnd w:id="19"/>
     <w:bookmarkEnd w:id="20"/>
-    <w:bookmarkStart w:id="25" w:name="Xfbd7b55d85ff72ad37542b92e2e3844dc370655"/>
+    <w:bookmarkEnd w:id="21"/>
+    <w:bookmarkStart w:id="27" w:name="Xfbd7b55d85ff72ad37542b92e2e3844dc370655"/>
     <w:p>
       <w:pPr>
         <w:pStyle w:val="Heading2"/>
@@ -1838,7 +1876,7 @@
         <w:t xml:space="preserve">3.4 การพัฒนาและฝึกสอนแบบจำลองปัญญาประดิษฐ์และการแปลงสู่ระบบสมองกลฝังตัว</w:t>
       </w:r>
     </w:p>
-    <w:bookmarkStart w:id="21" w:name="X2d9304e24e444558bfda4f05b8e7c6e79a3c18a"/>
+    <w:bookmarkStart w:id="22" w:name="X2d9304e24e444558bfda4f05b8e7c6e79a3c18a"/>
     <w:p>
       <w:pPr>
         <w:pStyle w:val="Heading3"/>
@@ -1921,8 +1959,8 @@
         <w:t xml:space="preserve">ร้อยละ 15 (จำนวน 7 หรือ 8 ตัวอย่าง) ใช้สำหรับประเมินสมรรถนะสุดท้ายของแบบจำลองด้วยข้อมูลที่ไม่เคยผ่านการฝึกสอนมาก่อน</w:t>
       </w:r>
     </w:p>
-    <w:bookmarkEnd w:id="21"/>
-    <w:bookmarkStart w:id="22" w:name="X429c5836534489df79858f458fd88802442a766"/>
+    <w:bookmarkEnd w:id="22"/>
+    <w:bookmarkStart w:id="23" w:name="X429c5836534489df79858f458fd88802442a766"/>
     <w:p>
       <w:pPr>
         <w:pStyle w:val="Heading3"/>
@@ -2370,8 +2408,8 @@
         <w:t xml:space="preserve">) และกำหนดเงื่อนไข Early Stopping โดยจะหยุดการฝึกสอนทันทีหากค่าความคลาดเคลื่อนบน Validation Set ไม่ลดลงต่อเนื่องกัน 20 รอบการเรียนรู้ (Epochs)</w:t>
       </w:r>
     </w:p>
-    <w:bookmarkEnd w:id="22"/>
-    <w:bookmarkStart w:id="23" w:name="X507a55b3cbc32a9d4dd29870dc59aa1026ab1e9"/>
+    <w:bookmarkEnd w:id="23"/>
+    <w:bookmarkStart w:id="24" w:name="X507a55b3cbc32a9d4dd29870dc59aa1026ab1e9"/>
     <w:p>
       <w:pPr>
         <w:pStyle w:val="Heading3"/>
@@ -2496,8 +2534,8 @@
         </m:r>
       </m:oMath>
     </w:p>
-    <w:bookmarkEnd w:id="23"/>
-    <w:bookmarkStart w:id="24" w:name="Xdabef1207ae2e2f29cf88ef9c52113d27d958d1"/>
+    <w:bookmarkEnd w:id="24"/>
+    <w:bookmarkStart w:id="25" w:name="Xdabef1207ae2e2f29cf88ef9c52113d27d958d1"/>
     <w:p>
       <w:pPr>
         <w:pStyle w:val="Heading3"/>
@@ -4436,6 +4474,92 @@
         <w:t xml:space="preserve">โครงสร้างโค้ดดังกล่าวช่วยให้หน่วยประมวลผลสามารถคำนวณค่าทำนายผลได้อย่างรวดเร็วโดยไม่ต้องใช้ไลบรารีขนาดใหญ่ ใช้พื้นที่หน่วยความจำ Flash ไม่เกิน 6 กิโลไบต์ และใช้เวลาคำนวณต่ำกว่า 0.12 มิลลิวินาที</w:t>
       </w:r>
     </w:p>
+    <w:bookmarkEnd w:id="25"/>
+    <w:bookmarkStart w:id="26" w:name="X67eaeea2825131781304cf9272dc04ab055b5f6"/>
+    <w:p>
+      <w:pPr>
+        <w:pStyle w:val="Heading3"/>
+      </w:pPr>
+      <w:r>
+        <w:t xml:space="preserve">3.4.5 สถาปัตยกรรมการแสดงผลคู่ขนานสองมิติ (Dual-Mode Output Architecture)</w:t>
+      </w:r>
+    </w:p>
+    <w:p>
+      <w:pPr>
+        <w:pStyle w:val="FirstParagraph"/>
+      </w:pPr>
+      <w:r>
+        <w:t xml:space="preserve">เพื่อให้ผลลัพธ์จากแบบจำลองปัญญาประดิษฐ์สามารถนำไปใช้งานได้อย่างมีประสิทธิภาพทั้งในหมู่นักวิชาการที่ต้องการข้อมูลความแม่นยำสูง และเกษตรกรในพื้นที่ที่คุ้นเคยกับการประเมินสีแบบเดิม ระบบต้นแบบจึงได้รับการออกแบบสถาปัตยกรรมการส่งออกข้อมูลแบบคู่ขนานสองมิติ (Dual-Mode Output)</w:t>
+      </w:r>
+      <w:r>
+        <w:t xml:space="preserve"> </w:t>
+      </w:r>
+      <w:r>
+        <w:t xml:space="preserve">1.</w:t>
+      </w:r>
+      <w:r>
+        <w:t xml:space="preserve"> </w:t>
+      </w:r>
+      <w:r>
+        <w:rPr>
+          <w:b/>
+          <w:bCs/>
+        </w:rPr>
+        <w:t xml:space="preserve">มิติเชิงปริมาณวิศวกรรม (Engineering Quantitative Value)</w:t>
+      </w:r>
+      <w:r>
+        <w:t xml:space="preserve"> </w:t>
+      </w:r>
+      <w:r>
+        <w:t xml:space="preserve">นำเสนอค่าความเข้มข้นต่อเนื่องเป็นตัวเลขทศนิยมสองตำแหน่ง ในหน่วยกรัมต่อกิโลกรัม (</w:t>
+      </w:r>
+      <m:oMath>
+        <m:r>
+          <m:rPr>
+            <m:nor/>
+            <m:sty m:val="p"/>
+          </m:rPr>
+          <m:t>g/kg</m:t>
+        </m:r>
+      </m:oMath>
+      <w:r>
+        <w:t xml:space="preserve">) สำหรับไนโตรเจนทั้งหมด และมิลลิกรัมต่อกิโลกรัม (</w:t>
+      </w:r>
+      <m:oMath>
+        <m:r>
+          <m:rPr>
+            <m:nor/>
+            <m:sty m:val="p"/>
+          </m:rPr>
+          <m:t>mg/kg</m:t>
+        </m:r>
+      </m:oMath>
+      <w:r>
+        <w:t xml:space="preserve">) สำหรับฟอสฟอรัสที่เป็นประโยชน์</w:t>
+      </w:r>
+      <w:r>
+        <w:t xml:space="preserve"> </w:t>
+      </w:r>
+      <w:r>
+        <w:t xml:space="preserve">2.</w:t>
+      </w:r>
+      <w:r>
+        <w:t xml:space="preserve"> </w:t>
+      </w:r>
+      <w:r>
+        <w:rPr>
+          <w:b/>
+          <w:bCs/>
+        </w:rPr>
+        <w:t xml:space="preserve">มิติเชิงกลุ่มและแถบสีดิจิทัล (Categorical Tier &amp; Digital Color Badge)</w:t>
+      </w:r>
+      <w:r>
+        <w:t xml:space="preserve"> </w:t>
+      </w:r>
+      <w:r>
+        <w:t xml:space="preserve">นำค่าตัวเลขที่ทำนายได้มาจำแนกเข้าสู่ระดับคุณภาพ 5 ระดับ (ต่ำมาก ต่ำ ปานกลาง สูง สูงมาก) ตามเกณฑ์มาตรฐานกรมพัฒนาที่ดินและ SSSA พร้อมทั้งแมปปิ้งรหัสสีดิจิทัลแบบ 16 บิต RGB565 บนหน้าจอ LCD และรหัสสี HEX บนแอปพลิเคชันมือถือ เพื่อสร้างแบดจ์สี (Color Badge Chip) เสมือนจริงเคียงข้างตัวเลข ช่วยให้เกษตรกรเข้าใจสถานะของดินได้ทันทีโดยไม่ต้องเปิดคู่มือเทียบสี</w:t>
+      </w:r>
+    </w:p>
     <w:p>
       <w:r>
         <w:pict>
@@ -4443,9 +4567,9 @@
         </w:pict>
       </w:r>
     </w:p>
-    <w:bookmarkEnd w:id="24"/>
-    <w:bookmarkEnd w:id="25"/>
-    <w:bookmarkStart w:id="29" w:name="X22d5ead122da019a6623216d3b13e18d734fc84"/>
+    <w:bookmarkEnd w:id="26"/>
+    <w:bookmarkEnd w:id="27"/>
+    <w:bookmarkStart w:id="31" w:name="X22d5ead122da019a6623216d3b13e18d734fc84"/>
     <w:p>
       <w:pPr>
         <w:pStyle w:val="Heading2"/>
@@ -4454,7 +4578,7 @@
         <w:t xml:space="preserve">3.5 ระเบียบวิธีการตรวจสอบความใช้ได้ของวิธีและสถิติทดสอบสมมติฐาน</w:t>
       </w:r>
     </w:p>
-    <w:bookmarkStart w:id="26" w:name="X7e3e4086036ebf53411e4154c28572b98b3e40a"/>
+    <w:bookmarkStart w:id="28" w:name="X7e3e4086036ebf53411e4154c28572b98b3e40a"/>
     <w:p>
       <w:pPr>
         <w:pStyle w:val="Heading3"/>
@@ -5109,8 +5233,8 @@
         <w:t xml:space="preserve">คือจำนวนตัวอย่าง</w:t>
       </w:r>
     </w:p>
-    <w:bookmarkEnd w:id="26"/>
-    <w:bookmarkStart w:id="27" w:name="Xac95451ada98a88970e19a5cc0200121bc08c9d"/>
+    <w:bookmarkEnd w:id="28"/>
+    <w:bookmarkStart w:id="29" w:name="Xac95451ada98a88970e19a5cc0200121bc08c9d"/>
     <w:p>
       <w:pPr>
         <w:pStyle w:val="Heading3"/>
@@ -5458,8 +5582,8 @@
         <w:t xml:space="preserve">)</w:t>
       </w:r>
     </w:p>
-    <w:bookmarkEnd w:id="27"/>
-    <w:bookmarkStart w:id="28" w:name="X9dea9b00c3bf5d39b992840c8d2fd041e01eb32"/>
+    <w:bookmarkEnd w:id="29"/>
+    <w:bookmarkStart w:id="30" w:name="X9dea9b00c3bf5d39b992840c8d2fd041e01eb32"/>
     <w:p>
       <w:pPr>
         <w:pStyle w:val="Heading3"/>
@@ -5892,9 +6016,9 @@
         <w:t xml:space="preserve">) เพื่อวิเคราะห์ทิศทางและขนาดของความคลาดเคลื่อนของเครื่องมือตลอดทุกย่านความเข้มข้น</w:t>
       </w:r>
     </w:p>
-    <w:bookmarkEnd w:id="28"/>
-    <w:bookmarkEnd w:id="29"/>
     <w:bookmarkEnd w:id="30"/>
+    <w:bookmarkEnd w:id="31"/>
+    <w:bookmarkEnd w:id="32"/>
     <w:sectPr>
       <w:footnotePr>
         <w:numRestart w:val="eachSect"/>
